--- a/DWÓJKA Grupa.docx
+++ b/DWÓJKA Grupa.docx
@@ -1193,7 +1193,7 @@
             </w:pPr>
             <w:r>
               <w:rPr>
-                <w:rFonts w:ascii="Aptos Narrow" w:eastAsia="Aptos Narrow" w:hAnsi="Aptos Narrow" w:cs="Aptos Narrow"/>
+                <w:rFonts w:ascii="Calibri" w:eastAsia="Calibri" w:hAnsi="Calibri" w:cs="Calibri"/>
                 <w:b/>
                 <w:bCs/>
                 <w:color w:val="000000" w:themeColor="text1"/>
@@ -1793,6 +1793,8 @@
           <w:tcPr>
             <w:tcW w:w="609" w:type="dxa"/>
             <w:tcBorders>
+              <w:top w:val="single" w:sz="12" w:space="0" w:color="auto"/>
+              <w:bottom w:val="single" w:sz="4" w:space="0" w:color="000000" w:themeColor="text1"/>
               <w:right w:val="single" w:sz="12" w:space="0" w:color="auto"/>
             </w:tcBorders>
             <w:shd w:val="clear" w:color="auto" w:fill="FFFFFF" w:themeFill="background1"/>
